--- a/learning GA.docx
+++ b/learning GA.docx
@@ -3,545 +3,1399 @@
 <w:document xmlns:wpc="http://schemas.microsoft.com/office/word/2010/wordprocessingCanvas" xmlns:cx="http://schemas.microsoft.com/office/drawing/2014/chartex" xmlns:cx1="http://schemas.microsoft.com/office/drawing/2015/9/8/chartex" xmlns:cx2="http://schemas.microsoft.com/office/drawing/2015/10/21/chartex" xmlns:cx3="http://schemas.microsoft.com/office/drawing/2016/5/9/chartex" xmlns:cx4="http://schemas.microsoft.com/office/drawing/2016/5/10/chartex" xmlns:cx5="http://schemas.microsoft.com/office/drawing/2016/5/11/chartex" xmlns:cx6="http://schemas.microsoft.com/office/drawing/2016/5/12/chartex" xmlns:cx7="http://schemas.microsoft.com/office/drawing/2016/5/13/chartex" xmlns:cx8="http://schemas.microsoft.com/office/drawing/2016/5/14/chartex" xmlns:mc="http://schemas.openxmlformats.org/markup-compatibility/2006" xmlns:aink="http://schemas.microsoft.com/office/drawing/2016/ink" xmlns:am3d="http://schemas.microsoft.com/office/drawing/2017/model3d" xmlns:o="urn:schemas-microsoft-com:office:office" xmlns:oel="http://schemas.microsoft.com/office/2019/extlst" xmlns:r="http://schemas.openxmlformats.org/officeDocument/2006/relationships" xmlns:m="http://schemas.openxmlformats.org/officeDocument/2006/math" xmlns:v="urn:schemas-microsoft-com:vml" xmlns:wp14="http://schemas.microsoft.com/office/word/2010/wordprocessingDrawing" xmlns:wp="http://schemas.openxmlformats.org/drawingml/2006/wordprocessingDrawing" xmlns:w10="urn:schemas-microsoft-com:office:word" xmlns:w="http://schemas.openxmlformats.org/wordprocessingml/2006/main" xmlns:w14="http://schemas.microsoft.com/office/word/2010/wordml" xmlns:w15="http://schemas.microsoft.com/office/word/2012/wordml" xmlns:w16cex="http://schemas.microsoft.com/office/word/2018/wordml/cex" xmlns:w16cid="http://schemas.microsoft.com/office/word/2016/wordml/cid" xmlns:w16="http://schemas.microsoft.com/office/word/2018/wordml" xmlns:w16sdtdh="http://schemas.microsoft.com/office/word/2020/wordml/sdtdatahash" xmlns:w16se="http://schemas.microsoft.com/office/word/2015/wordml/symex" xmlns:wpg="http://schemas.microsoft.com/office/word/2010/wordprocessingGroup" xmlns:wpi="http://schemas.microsoft.com/office/word/2010/wordprocessingInk" xmlns:wne="http://schemas.microsoft.com/office/word/2006/wordml" xmlns:wps="http://schemas.microsoft.com/office/word/2010/wordprocessingShape" mc:Ignorable="w14 w15 w16se w16cid w16 w16cex w16sdtdh wp14">
   <w:body>
     <w:p>
+      <w:pPr>
+        <w:rPr>
+          <w:sz w:val="32"/>
+          <w:szCs w:val="32"/>
+        </w:rPr>
+      </w:pPr>
       <w:r>
         <w:rPr>
           <w:b/>
           <w:bCs/>
-        </w:rPr>
-        <w:t xml:space="preserve">Use </w:t>
-      </w:r>
+          <w:sz w:val="32"/>
+          <w:szCs w:val="32"/>
+        </w:rPr>
+        <w:t>Use cases</w:t>
+      </w:r>
+    </w:p>
+    <w:p>
+      <w:pPr>
+        <w:rPr>
+          <w:sz w:val="32"/>
+          <w:szCs w:val="32"/>
+        </w:rPr>
+      </w:pPr>
       <w:proofErr w:type="gramStart"/>
       <w:r>
         <w:rPr>
-          <w:b/>
-          <w:bCs/>
-        </w:rPr>
-        <w:t>cases</w:t>
+          <w:sz w:val="32"/>
+          <w:szCs w:val="32"/>
+        </w:rPr>
+        <w:t>Lets</w:t>
       </w:r>
       <w:proofErr w:type="gramEnd"/>
-    </w:p>
-    <w:p>
+      <w:r>
+        <w:rPr>
+          <w:sz w:val="32"/>
+          <w:szCs w:val="32"/>
+        </w:rPr>
+        <w:t xml:space="preserve"> say there’s a bug, we </w:t>
+      </w:r>
+      <w:r>
+        <w:rPr>
+          <w:sz w:val="32"/>
+          <w:szCs w:val="32"/>
+        </w:rPr>
+        <w:t xml:space="preserve">make a separate branch, </w:t>
+      </w:r>
+      <w:r>
+        <w:rPr>
+          <w:sz w:val="32"/>
+          <w:szCs w:val="32"/>
+        </w:rPr>
+        <w:t>fix it and make a pull request</w:t>
+      </w:r>
+      <w:r>
+        <w:rPr>
+          <w:sz w:val="32"/>
+          <w:szCs w:val="32"/>
+        </w:rPr>
+        <w:t>. The PR is tested and then merged into main. Perhaps you want to add a few tags at the same time</w:t>
+      </w:r>
+    </w:p>
+    <w:p>
+      <w:pPr>
+        <w:rPr>
+          <w:sz w:val="32"/>
+          <w:szCs w:val="32"/>
+        </w:rPr>
+      </w:pPr>
+    </w:p>
+    <w:p>
+      <w:pPr>
+        <w:rPr>
+          <w:sz w:val="32"/>
+          <w:szCs w:val="32"/>
+        </w:rPr>
+      </w:pPr>
+      <w:r>
+        <w:rPr>
+          <w:sz w:val="32"/>
+          <w:szCs w:val="32"/>
+        </w:rPr>
+        <w:t xml:space="preserve">These are all workflows </w:t>
+      </w:r>
+      <w:r>
+        <w:rPr>
+          <w:sz w:val="32"/>
+          <w:szCs w:val="32"/>
+        </w:rPr>
+        <w:t>–</w:t>
+      </w:r>
+      <w:r>
+        <w:rPr>
+          <w:sz w:val="32"/>
+          <w:szCs w:val="32"/>
+        </w:rPr>
+        <w:t xml:space="preserve"> </w:t>
+      </w:r>
+      <w:r>
+        <w:rPr>
+          <w:sz w:val="32"/>
+          <w:szCs w:val="32"/>
+        </w:rPr>
+        <w:t>repeated sequences of activities every time we want to</w:t>
+      </w:r>
+      <w:r>
+        <w:rPr>
+          <w:sz w:val="32"/>
+          <w:szCs w:val="32"/>
+        </w:rPr>
+        <w:t xml:space="preserve"> update our main branch</w:t>
+      </w:r>
+    </w:p>
+    <w:p>
+      <w:pPr>
+        <w:rPr>
+          <w:sz w:val="32"/>
+          <w:szCs w:val="32"/>
+        </w:rPr>
+      </w:pPr>
+    </w:p>
+    <w:p>
+      <w:pPr>
+        <w:rPr>
+          <w:sz w:val="32"/>
+          <w:szCs w:val="32"/>
+        </w:rPr>
+      </w:pPr>
+      <w:r>
+        <w:rPr>
+          <w:sz w:val="32"/>
+          <w:szCs w:val="32"/>
+        </w:rPr>
+        <w:t xml:space="preserve">When something happens in/to your repository, these are </w:t>
+      </w:r>
+      <w:r>
+        <w:rPr>
+          <w:sz w:val="32"/>
+          <w:szCs w:val="32"/>
+        </w:rPr>
+        <w:t>GitHub events</w:t>
+      </w:r>
+    </w:p>
+    <w:p>
+      <w:pPr>
+        <w:rPr>
+          <w:sz w:val="32"/>
+          <w:szCs w:val="32"/>
+        </w:rPr>
+      </w:pPr>
+    </w:p>
+    <w:p>
+      <w:pPr>
+        <w:rPr>
+          <w:sz w:val="32"/>
+          <w:szCs w:val="32"/>
+        </w:rPr>
+      </w:pPr>
+      <w:r>
+        <w:rPr>
+          <w:sz w:val="32"/>
+          <w:szCs w:val="32"/>
+        </w:rPr>
+        <w:t xml:space="preserve">How </w:t>
+      </w:r>
+      <w:proofErr w:type="spellStart"/>
+      <w:r>
+        <w:rPr>
+          <w:sz w:val="32"/>
+          <w:szCs w:val="32"/>
+        </w:rPr>
+        <w:t>github</w:t>
+      </w:r>
+      <w:proofErr w:type="spellEnd"/>
+      <w:r>
+        <w:rPr>
+          <w:sz w:val="32"/>
+          <w:szCs w:val="32"/>
+        </w:rPr>
+        <w:t xml:space="preserve"> actions automates these workflows. </w:t>
+      </w:r>
+    </w:p>
+    <w:p>
+      <w:pPr>
+        <w:rPr>
+          <w:sz w:val="32"/>
+          <w:szCs w:val="32"/>
+        </w:rPr>
+      </w:pPr>
+      <w:r>
+        <w:rPr>
+          <w:sz w:val="32"/>
+          <w:szCs w:val="32"/>
+        </w:rPr>
+        <w:t>GA listens to these events</w:t>
+      </w:r>
+      <w:r>
+        <w:rPr>
+          <w:sz w:val="32"/>
+          <w:szCs w:val="32"/>
+        </w:rPr>
+        <w:t>. Each event triggers a workflow</w:t>
+      </w:r>
+    </w:p>
+    <w:p>
+      <w:pPr>
+        <w:rPr>
+          <w:sz w:val="32"/>
+          <w:szCs w:val="32"/>
+        </w:rPr>
+      </w:pPr>
+    </w:p>
+    <w:p>
+      <w:pPr>
+        <w:rPr>
+          <w:sz w:val="32"/>
+          <w:szCs w:val="32"/>
+        </w:rPr>
+      </w:pPr>
+      <w:r>
+        <w:rPr>
+          <w:sz w:val="32"/>
+          <w:szCs w:val="32"/>
+        </w:rPr>
+        <w:t>Most common workflow example is a CI/CD pipeline</w:t>
+      </w:r>
+    </w:p>
+    <w:p>
+      <w:pPr>
+        <w:rPr>
+          <w:sz w:val="32"/>
+          <w:szCs w:val="32"/>
+        </w:rPr>
+      </w:pPr>
+    </w:p>
+    <w:p>
+      <w:pPr>
+        <w:rPr>
+          <w:sz w:val="32"/>
+          <w:szCs w:val="32"/>
+        </w:rPr>
+      </w:pPr>
+      <w:r>
+        <w:rPr>
+          <w:sz w:val="32"/>
+          <w:szCs w:val="32"/>
+        </w:rPr>
+        <w:t xml:space="preserve">Using GA means that it is integrated into your code repo, rather than </w:t>
+      </w:r>
+      <w:r>
+        <w:rPr>
+          <w:sz w:val="32"/>
+          <w:szCs w:val="32"/>
+        </w:rPr>
+        <w:t>another 3</w:t>
+      </w:r>
+      <w:r>
+        <w:rPr>
+          <w:sz w:val="32"/>
+          <w:szCs w:val="32"/>
+          <w:vertAlign w:val="superscript"/>
+        </w:rPr>
+        <w:t>rd</w:t>
+      </w:r>
+      <w:r>
+        <w:rPr>
+          <w:sz w:val="32"/>
+          <w:szCs w:val="32"/>
+        </w:rPr>
+        <w:t xml:space="preserve"> party tool</w:t>
+      </w:r>
+    </w:p>
+    <w:p>
+      <w:pPr>
+        <w:rPr>
+          <w:sz w:val="32"/>
+          <w:szCs w:val="32"/>
+        </w:rPr>
+      </w:pPr>
+    </w:p>
+    <w:p>
+      <w:pPr>
+        <w:rPr>
+          <w:sz w:val="32"/>
+          <w:szCs w:val="32"/>
+        </w:rPr>
+      </w:pPr>
+      <w:r>
+        <w:rPr>
+          <w:sz w:val="32"/>
+          <w:szCs w:val="32"/>
+        </w:rPr>
+        <w:t>Name = the name of the workflow</w:t>
+      </w:r>
+    </w:p>
+    <w:p>
+      <w:pPr>
+        <w:rPr>
+          <w:sz w:val="32"/>
+          <w:szCs w:val="32"/>
+        </w:rPr>
+      </w:pPr>
+    </w:p>
+    <w:p>
+      <w:pPr>
+        <w:rPr>
+          <w:sz w:val="32"/>
+          <w:szCs w:val="32"/>
+        </w:rPr>
+      </w:pPr>
+      <w:r>
+        <w:rPr>
+          <w:sz w:val="32"/>
+          <w:szCs w:val="32"/>
+        </w:rPr>
+        <w:t>On = defines the events that trigger your workflow to run</w:t>
+      </w:r>
+    </w:p>
+    <w:p>
+      <w:pPr>
+        <w:rPr>
+          <w:sz w:val="32"/>
+          <w:szCs w:val="32"/>
+        </w:rPr>
+      </w:pPr>
+    </w:p>
+    <w:p>
+      <w:pPr>
+        <w:rPr>
+          <w:sz w:val="32"/>
+          <w:szCs w:val="32"/>
+        </w:rPr>
+      </w:pPr>
+      <w:r>
+        <w:rPr>
+          <w:sz w:val="32"/>
+          <w:szCs w:val="32"/>
+        </w:rPr>
+        <w:t>Push = an ‘on’ event. Whenever code is pushed to your repo, this event is triggered.</w:t>
+      </w:r>
+    </w:p>
+    <w:p>
+      <w:pPr>
+        <w:rPr>
+          <w:sz w:val="32"/>
+          <w:szCs w:val="32"/>
+        </w:rPr>
+      </w:pPr>
+    </w:p>
+    <w:p>
+      <w:pPr>
+        <w:rPr>
+          <w:sz w:val="32"/>
+          <w:szCs w:val="32"/>
+        </w:rPr>
+      </w:pPr>
+      <w:r>
+        <w:rPr>
+          <w:sz w:val="32"/>
+          <w:szCs w:val="32"/>
+        </w:rPr>
+        <w:t xml:space="preserve">Pull = another ‘on’ event, except for when </w:t>
+      </w:r>
+      <w:r>
+        <w:rPr>
+          <w:sz w:val="32"/>
+          <w:szCs w:val="32"/>
+        </w:rPr>
+        <w:t>the repo is pulled</w:t>
+      </w:r>
+    </w:p>
+    <w:p>
+      <w:pPr>
+        <w:rPr>
+          <w:sz w:val="32"/>
+          <w:szCs w:val="32"/>
+        </w:rPr>
+      </w:pPr>
+    </w:p>
+    <w:p>
+      <w:pPr>
+        <w:rPr>
+          <w:sz w:val="32"/>
+          <w:szCs w:val="32"/>
+        </w:rPr>
+      </w:pPr>
+      <w:r>
+        <w:rPr>
+          <w:sz w:val="32"/>
+          <w:szCs w:val="32"/>
+        </w:rPr>
+        <w:t xml:space="preserve">Branches = </w:t>
+      </w:r>
+      <w:r>
+        <w:rPr>
+          <w:sz w:val="32"/>
+          <w:szCs w:val="32"/>
+        </w:rPr>
+        <w:t>the branches where we want to listen for this event</w:t>
+      </w:r>
+    </w:p>
+    <w:p>
+      <w:pPr>
+        <w:rPr>
+          <w:sz w:val="32"/>
+          <w:szCs w:val="32"/>
+        </w:rPr>
+      </w:pPr>
+    </w:p>
+    <w:p>
+      <w:pPr>
+        <w:rPr>
+          <w:sz w:val="32"/>
+          <w:szCs w:val="32"/>
+        </w:rPr>
+      </w:pPr>
+      <w:r>
+        <w:rPr>
+          <w:sz w:val="32"/>
+          <w:szCs w:val="32"/>
+        </w:rPr>
+        <w:t>Jobs = the jobs of the workflow</w:t>
+      </w:r>
+    </w:p>
+    <w:p>
+      <w:pPr>
+        <w:rPr>
+          <w:sz w:val="32"/>
+          <w:szCs w:val="32"/>
+        </w:rPr>
+      </w:pPr>
+    </w:p>
+    <w:p>
+      <w:pPr>
+        <w:rPr>
+          <w:sz w:val="32"/>
+          <w:szCs w:val="32"/>
+        </w:rPr>
+      </w:pPr>
+      <w:r>
+        <w:rPr>
+          <w:sz w:val="32"/>
+          <w:szCs w:val="32"/>
+        </w:rPr>
+        <w:t xml:space="preserve">Build = not a keyword in GA, but </w:t>
+      </w:r>
+      <w:r>
+        <w:rPr>
+          <w:sz w:val="32"/>
+          <w:szCs w:val="32"/>
+        </w:rPr>
+        <w:t>one of the jobs. It’s an id/label of the job, rather than being the actual jobs itself</w:t>
+      </w:r>
+    </w:p>
+    <w:p>
+      <w:pPr>
+        <w:rPr>
+          <w:sz w:val="32"/>
+          <w:szCs w:val="32"/>
+        </w:rPr>
+      </w:pPr>
+    </w:p>
+    <w:p>
+      <w:pPr>
+        <w:rPr>
+          <w:sz w:val="32"/>
+          <w:szCs w:val="32"/>
+        </w:rPr>
+      </w:pPr>
+      <w:r>
+        <w:rPr>
+          <w:sz w:val="32"/>
+          <w:szCs w:val="32"/>
+        </w:rPr>
+        <w:t>Runs-on = what type of virtual machine the job will run on</w:t>
+      </w:r>
+    </w:p>
+    <w:p>
+      <w:pPr>
+        <w:rPr>
+          <w:sz w:val="32"/>
+          <w:szCs w:val="32"/>
+        </w:rPr>
+      </w:pPr>
+    </w:p>
+    <w:p>
+      <w:pPr>
+        <w:rPr>
+          <w:sz w:val="32"/>
+          <w:szCs w:val="32"/>
+        </w:rPr>
+      </w:pPr>
+      <w:r>
+        <w:rPr>
+          <w:sz w:val="32"/>
+          <w:szCs w:val="32"/>
+        </w:rPr>
+        <w:t xml:space="preserve">Steps = the list of tasks that the job </w:t>
+      </w:r>
       <w:proofErr w:type="gramStart"/>
       <w:r>
-        <w:t>Lets</w:t>
+        <w:rPr>
+          <w:sz w:val="32"/>
+          <w:szCs w:val="32"/>
+        </w:rPr>
+        <w:t>has to</w:t>
       </w:r>
       <w:proofErr w:type="gramEnd"/>
       <w:r>
-        <w:t xml:space="preserve"> say there’s a bug, we </w:t>
-      </w:r>
-      <w:r>
-        <w:t xml:space="preserve">make a separate branch, </w:t>
-      </w:r>
-      <w:r>
-        <w:t>fix it and make a pull request</w:t>
-      </w:r>
-      <w:r>
-        <w:t xml:space="preserve">. The PR is tested and then merged into main. Perhaps you want to add a few tags at the same </w:t>
+        <w:rPr>
+          <w:sz w:val="32"/>
+          <w:szCs w:val="32"/>
+        </w:rPr>
+        <w:t xml:space="preserve"> execute</w:t>
+      </w:r>
+      <w:r>
+        <w:rPr>
+          <w:sz w:val="32"/>
+          <w:szCs w:val="32"/>
+        </w:rPr>
+        <w:t>. Steps = tasks</w:t>
+      </w:r>
+    </w:p>
+    <w:p>
+      <w:pPr>
+        <w:rPr>
+          <w:sz w:val="32"/>
+          <w:szCs w:val="32"/>
+        </w:rPr>
+      </w:pPr>
+    </w:p>
+    <w:p>
+      <w:pPr>
+        <w:rPr>
+          <w:sz w:val="32"/>
+          <w:szCs w:val="32"/>
+        </w:rPr>
+      </w:pPr>
+      <w:r>
+        <w:rPr>
+          <w:sz w:val="32"/>
+          <w:szCs w:val="32"/>
+        </w:rPr>
+        <w:t>Uses = allows you to run a re</w:t>
+      </w:r>
+      <w:r>
+        <w:rPr>
+          <w:sz w:val="32"/>
+          <w:szCs w:val="32"/>
+        </w:rPr>
+        <w:t xml:space="preserve">usable action within a step, like a </w:t>
       </w:r>
       <w:proofErr w:type="gramStart"/>
       <w:r>
-        <w:t>time</w:t>
+        <w:rPr>
+          <w:sz w:val="32"/>
+          <w:szCs w:val="32"/>
+        </w:rPr>
+        <w:t>pre written</w:t>
       </w:r>
       <w:proofErr w:type="gramEnd"/>
-    </w:p>
-    <w:p/>
-    <w:p>
-      <w:r>
-        <w:t xml:space="preserve">These are all workflows </w:t>
-      </w:r>
-      <w:r>
-        <w:t>–</w:t>
-      </w:r>
-      <w:r>
+      <w:r>
+        <w:rPr>
+          <w:sz w:val="32"/>
+          <w:szCs w:val="32"/>
+        </w:rPr>
+        <w:t xml:space="preserve"> script. Prevents you from repeating yourself</w:t>
+      </w:r>
+      <w:r>
+        <w:rPr>
+          <w:sz w:val="32"/>
+          <w:szCs w:val="32"/>
+        </w:rPr>
+        <w:t>. Provides modularity</w:t>
+      </w:r>
+    </w:p>
+    <w:p>
+      <w:pPr>
+        <w:rPr>
+          <w:sz w:val="32"/>
+          <w:szCs w:val="32"/>
+        </w:rPr>
+      </w:pPr>
+    </w:p>
+    <w:p>
+      <w:pPr>
+        <w:rPr>
+          <w:sz w:val="32"/>
+          <w:szCs w:val="32"/>
+        </w:rPr>
+      </w:pPr>
+      <w:r>
+        <w:rPr>
+          <w:sz w:val="32"/>
+          <w:szCs w:val="32"/>
+        </w:rPr>
+        <w:t xml:space="preserve">Under steps, each – </w:t>
+      </w:r>
+      <w:proofErr w:type="gramStart"/>
+      <w:r>
+        <w:rPr>
+          <w:sz w:val="32"/>
+          <w:szCs w:val="32"/>
+        </w:rPr>
+        <w:t>name</w:t>
+      </w:r>
+      <w:r>
+        <w:rPr>
+          <w:sz w:val="32"/>
+          <w:szCs w:val="32"/>
+        </w:rPr>
+        <w:t>:,</w:t>
+      </w:r>
+      <w:proofErr w:type="gramEnd"/>
+      <w:r>
+        <w:rPr>
+          <w:sz w:val="32"/>
+          <w:szCs w:val="32"/>
+        </w:rPr>
+        <w:t xml:space="preserve"> uses: …. is a step. The hyphen begins a new step</w:t>
+      </w:r>
+    </w:p>
+    <w:p>
+      <w:pPr>
+        <w:rPr>
+          <w:sz w:val="32"/>
+          <w:szCs w:val="32"/>
+        </w:rPr>
+      </w:pPr>
+    </w:p>
+    <w:p>
+      <w:pPr>
+        <w:rPr>
+          <w:sz w:val="32"/>
+          <w:szCs w:val="32"/>
+        </w:rPr>
+      </w:pPr>
+      <w:r>
+        <w:rPr>
+          <w:sz w:val="32"/>
+          <w:szCs w:val="32"/>
+        </w:rPr>
+        <w:t xml:space="preserve">With = the input parameters for the provided action </w:t>
+      </w:r>
+      <w:r>
+        <w:rPr>
+          <w:sz w:val="32"/>
+          <w:szCs w:val="32"/>
+        </w:rPr>
+        <w:t>(“uses”)</w:t>
+      </w:r>
+    </w:p>
+    <w:p>
+      <w:pPr>
+        <w:rPr>
+          <w:sz w:val="32"/>
+          <w:szCs w:val="32"/>
+        </w:rPr>
+      </w:pPr>
+    </w:p>
+    <w:p>
+      <w:pPr>
+        <w:rPr>
+          <w:sz w:val="32"/>
+          <w:szCs w:val="32"/>
+        </w:rPr>
+      </w:pPr>
+      <w:r>
+        <w:rPr>
+          <w:sz w:val="32"/>
+          <w:szCs w:val="32"/>
+        </w:rPr>
+        <w:t>Using = runtime environment of the action itself</w:t>
+      </w:r>
+      <w:r>
+        <w:rPr>
+          <w:sz w:val="32"/>
+          <w:szCs w:val="32"/>
+        </w:rPr>
+        <w:t xml:space="preserve">. The three possible values for using are </w:t>
+      </w:r>
+      <w:proofErr w:type="spellStart"/>
+      <w:r>
+        <w:rPr>
+          <w:sz w:val="32"/>
+          <w:szCs w:val="32"/>
+        </w:rPr>
+        <w:t>nodeX</w:t>
+      </w:r>
+      <w:proofErr w:type="spellEnd"/>
+      <w:r>
+        <w:rPr>
+          <w:sz w:val="32"/>
+          <w:szCs w:val="32"/>
+        </w:rPr>
+        <w:t>, docker or composite.</w:t>
+      </w:r>
+      <w:r>
+        <w:rPr>
+          <w:sz w:val="32"/>
+          <w:szCs w:val="32"/>
+        </w:rPr>
         <w:t xml:space="preserve"> </w:t>
       </w:r>
-      <w:r>
-        <w:t>repeated sequences of activities every time we want to</w:t>
-      </w:r>
-      <w:r>
-        <w:t xml:space="preserve"> update our main </w:t>
+    </w:p>
+    <w:p>
+      <w:pPr>
+        <w:rPr>
+          <w:sz w:val="32"/>
+          <w:szCs w:val="32"/>
+        </w:rPr>
+      </w:pPr>
+      <w:r>
+        <w:rPr>
+          <w:sz w:val="32"/>
+          <w:szCs w:val="32"/>
+        </w:rPr>
+        <w:lastRenderedPageBreak/>
+        <w:t>Composite means that it bundles multiple steps into a single, reusable action</w:t>
+      </w:r>
+    </w:p>
+    <w:p>
+      <w:pPr>
+        <w:rPr>
+          <w:sz w:val="32"/>
+          <w:szCs w:val="32"/>
+        </w:rPr>
+      </w:pPr>
+    </w:p>
+    <w:p>
+      <w:pPr>
+        <w:rPr>
+          <w:sz w:val="32"/>
+          <w:szCs w:val="32"/>
+        </w:rPr>
+      </w:pPr>
+      <w:r>
+        <w:rPr>
+          <w:sz w:val="32"/>
+          <w:szCs w:val="32"/>
+        </w:rPr>
+        <w:t xml:space="preserve">${{}} </w:t>
+      </w:r>
+      <w:r>
+        <w:rPr>
+          <w:sz w:val="32"/>
+          <w:szCs w:val="32"/>
+        </w:rPr>
+        <w:t xml:space="preserve">is an expression. It is how you access </w:t>
+      </w:r>
+      <w:r>
+        <w:rPr>
+          <w:sz w:val="32"/>
+          <w:szCs w:val="32"/>
+        </w:rPr>
+        <w:t>variables</w:t>
+      </w:r>
+      <w:r>
+        <w:rPr>
+          <w:sz w:val="32"/>
+          <w:szCs w:val="32"/>
+        </w:rPr>
+        <w:t xml:space="preserve"> within your action file</w:t>
+      </w:r>
+      <w:r>
+        <w:rPr>
+          <w:sz w:val="32"/>
+          <w:szCs w:val="32"/>
+        </w:rPr>
+        <w:t>, specifically those that relate to the action like inputs and outputs</w:t>
+      </w:r>
+    </w:p>
+    <w:p>
+      <w:pPr>
+        <w:rPr>
+          <w:sz w:val="32"/>
+          <w:szCs w:val="32"/>
+        </w:rPr>
+      </w:pPr>
+    </w:p>
+    <w:p>
+      <w:pPr>
+        <w:rPr>
+          <w:sz w:val="32"/>
+          <w:szCs w:val="32"/>
+        </w:rPr>
+      </w:pPr>
+      <w:r>
+        <w:rPr>
+          <w:sz w:val="32"/>
+          <w:szCs w:val="32"/>
+        </w:rPr>
+        <w:t>$GITHUB_OUTPUT</w:t>
+      </w:r>
+      <w:r>
+        <w:rPr>
+          <w:sz w:val="32"/>
+          <w:szCs w:val="32"/>
+        </w:rPr>
+        <w:t xml:space="preserve"> is a temp env var that is a </w:t>
+      </w:r>
+      <w:proofErr w:type="spellStart"/>
+      <w:r>
+        <w:rPr>
+          <w:sz w:val="32"/>
+          <w:szCs w:val="32"/>
+        </w:rPr>
+        <w:t>filepath</w:t>
+      </w:r>
+      <w:proofErr w:type="spellEnd"/>
+      <w:r>
+        <w:rPr>
+          <w:sz w:val="32"/>
+          <w:szCs w:val="32"/>
+        </w:rPr>
+        <w:t xml:space="preserve"> to </w:t>
       </w:r>
       <w:proofErr w:type="gramStart"/>
       <w:r>
-        <w:t>branch</w:t>
+        <w:rPr>
+          <w:sz w:val="32"/>
+          <w:szCs w:val="32"/>
+        </w:rPr>
+        <w:t>all of</w:t>
       </w:r>
       <w:proofErr w:type="gramEnd"/>
-    </w:p>
-    <w:p/>
-    <w:p>
-      <w:r>
-        <w:t xml:space="preserve">When something happens in/to your repository, these are </w:t>
-      </w:r>
-      <w:r>
-        <w:t xml:space="preserve">GitHub </w:t>
-      </w:r>
+      <w:r>
+        <w:rPr>
+          <w:sz w:val="32"/>
+          <w:szCs w:val="32"/>
+        </w:rPr>
+        <w:t xml:space="preserve"> the output variables for this action</w:t>
+      </w:r>
+    </w:p>
+    <w:p>
+      <w:pPr>
+        <w:rPr>
+          <w:sz w:val="32"/>
+          <w:szCs w:val="32"/>
+        </w:rPr>
+      </w:pPr>
+    </w:p>
+    <w:p>
+      <w:pPr>
+        <w:rPr>
+          <w:sz w:val="32"/>
+          <w:szCs w:val="32"/>
+        </w:rPr>
+      </w:pPr>
+      <w:r>
+        <w:rPr>
+          <w:sz w:val="32"/>
+          <w:szCs w:val="32"/>
+        </w:rPr>
+        <w:t>Learning how to set up a composite action in GA and how to test it</w:t>
+      </w:r>
+      <w:r>
+        <w:rPr>
+          <w:sz w:val="32"/>
+          <w:szCs w:val="32"/>
+        </w:rPr>
+        <w:t xml:space="preserve"> remotely</w:t>
+      </w:r>
+    </w:p>
+    <w:p>
+      <w:pPr>
+        <w:rPr>
+          <w:sz w:val="32"/>
+          <w:szCs w:val="32"/>
+        </w:rPr>
+      </w:pPr>
+    </w:p>
+    <w:p>
+      <w:pPr>
+        <w:rPr>
+          <w:sz w:val="32"/>
+          <w:szCs w:val="32"/>
+        </w:rPr>
+      </w:pPr>
+      <w:r>
+        <w:rPr>
+          <w:sz w:val="32"/>
+          <w:szCs w:val="32"/>
+        </w:rPr>
+        <w:t xml:space="preserve">Action and workflow </w:t>
+      </w:r>
+      <w:r>
+        <w:rPr>
+          <w:sz w:val="32"/>
+          <w:szCs w:val="32"/>
+        </w:rPr>
+        <w:t>files can’t accept the same keywords</w:t>
+      </w:r>
+    </w:p>
+    <w:p>
+      <w:pPr>
+        <w:rPr>
+          <w:sz w:val="32"/>
+          <w:szCs w:val="32"/>
+        </w:rPr>
+      </w:pPr>
+    </w:p>
+    <w:p>
+      <w:pPr>
+        <w:rPr>
+          <w:sz w:val="32"/>
+          <w:szCs w:val="32"/>
+        </w:rPr>
+      </w:pPr>
+      <w:r>
+        <w:rPr>
+          <w:sz w:val="32"/>
+          <w:szCs w:val="32"/>
+        </w:rPr>
+        <w:t>Ok, I got experience making a workflow and a composite script. I created my own custom actions, and used them in my workflow</w:t>
+      </w:r>
+    </w:p>
+    <w:p>
+      <w:pPr>
+        <w:rPr>
+          <w:sz w:val="32"/>
+          <w:szCs w:val="32"/>
+        </w:rPr>
+      </w:pPr>
+    </w:p>
+    <w:p>
+      <w:pPr>
+        <w:rPr>
+          <w:sz w:val="32"/>
+          <w:szCs w:val="32"/>
+        </w:rPr>
+      </w:pPr>
+      <w:r>
+        <w:rPr>
+          <w:sz w:val="32"/>
+          <w:szCs w:val="32"/>
+        </w:rPr>
+        <w:t>In the action, I declared the inputs, outputs, what type of action it was and then the steps</w:t>
+      </w:r>
+    </w:p>
+    <w:p>
+      <w:pPr>
+        <w:rPr>
+          <w:sz w:val="32"/>
+          <w:szCs w:val="32"/>
+        </w:rPr>
+      </w:pPr>
+    </w:p>
+    <w:p>
+      <w:pPr>
+        <w:rPr>
+          <w:sz w:val="32"/>
+          <w:szCs w:val="32"/>
+        </w:rPr>
+      </w:pPr>
+      <w:r>
+        <w:rPr>
+          <w:sz w:val="32"/>
+          <w:szCs w:val="32"/>
+        </w:rPr>
+        <w:t>In the workflow, the events and their triggers, declared my jobs</w:t>
+      </w:r>
+      <w:r>
+        <w:rPr>
+          <w:sz w:val="32"/>
+          <w:szCs w:val="32"/>
+        </w:rPr>
+        <w:t xml:space="preserve">, the steps of each job and </w:t>
+      </w:r>
+      <w:r>
+        <w:rPr>
+          <w:sz w:val="32"/>
+          <w:szCs w:val="32"/>
+        </w:rPr>
+        <w:t xml:space="preserve">made sure I passed the correct parameters </w:t>
+      </w:r>
+    </w:p>
+    <w:p>
+      <w:pPr>
+        <w:rPr>
+          <w:sz w:val="32"/>
+          <w:szCs w:val="32"/>
+        </w:rPr>
+      </w:pPr>
+    </w:p>
+    <w:p>
+      <w:pPr>
+        <w:rPr>
+          <w:sz w:val="32"/>
+          <w:szCs w:val="32"/>
+        </w:rPr>
+      </w:pPr>
+      <w:r>
+        <w:rPr>
+          <w:sz w:val="32"/>
+          <w:szCs w:val="32"/>
+        </w:rPr>
+        <w:t>every job runs on a unique server, so if I have 10 jobs, they are all run separately on different servers</w:t>
+      </w:r>
+    </w:p>
+    <w:p>
+      <w:pPr>
+        <w:rPr>
+          <w:sz w:val="32"/>
+          <w:szCs w:val="32"/>
+        </w:rPr>
+      </w:pPr>
+    </w:p>
+    <w:p>
+      <w:pPr>
+        <w:rPr>
+          <w:sz w:val="32"/>
+          <w:szCs w:val="32"/>
+        </w:rPr>
+      </w:pPr>
+      <w:r>
+        <w:rPr>
+          <w:sz w:val="32"/>
+          <w:szCs w:val="32"/>
+        </w:rPr>
+        <w:t>these occur in parallel, but we can prevent that using</w:t>
+      </w:r>
+      <w:r>
+        <w:rPr>
+          <w:sz w:val="32"/>
+          <w:szCs w:val="32"/>
+        </w:rPr>
+        <w:t xml:space="preserve"> needs:</w:t>
+      </w:r>
+    </w:p>
+    <w:p>
+      <w:pPr>
+        <w:rPr>
+          <w:sz w:val="32"/>
+          <w:szCs w:val="32"/>
+        </w:rPr>
+      </w:pPr>
+    </w:p>
+    <w:p>
+      <w:pPr>
+        <w:rPr>
+          <w:sz w:val="32"/>
+          <w:szCs w:val="32"/>
+        </w:rPr>
+      </w:pPr>
       <w:proofErr w:type="gramStart"/>
       <w:r>
-        <w:t>events</w:t>
+        <w:rPr>
+          <w:sz w:val="32"/>
+          <w:szCs w:val="32"/>
+        </w:rPr>
+        <w:t>so</w:t>
       </w:r>
       <w:proofErr w:type="gramEnd"/>
-    </w:p>
-    <w:p/>
-    <w:p>
-      <w:r>
-        <w:t xml:space="preserve">How </w:t>
-      </w:r>
-      <w:proofErr w:type="spellStart"/>
-      <w:r>
-        <w:t>github</w:t>
-      </w:r>
-      <w:proofErr w:type="spellEnd"/>
-      <w:r>
-        <w:t xml:space="preserve"> actions automates these workflows. </w:t>
-      </w:r>
-    </w:p>
-    <w:p>
-      <w:r>
-        <w:t>GA listens to these events</w:t>
-      </w:r>
-      <w:r>
-        <w:t xml:space="preserve">. Each event triggers a </w:t>
-      </w:r>
-      <w:proofErr w:type="gramStart"/>
-      <w:r>
-        <w:t>workflow</w:t>
-      </w:r>
-      <w:proofErr w:type="gramEnd"/>
-    </w:p>
-    <w:p/>
-    <w:p>
-      <w:r>
-        <w:lastRenderedPageBreak/>
-        <w:t xml:space="preserve">Most common workflow example is a CI/CD </w:t>
-      </w:r>
-      <w:proofErr w:type="gramStart"/>
-      <w:r>
-        <w:t>pipeline</w:t>
-      </w:r>
-      <w:proofErr w:type="gramEnd"/>
-    </w:p>
-    <w:p/>
-    <w:p>
-      <w:r>
-        <w:t xml:space="preserve">Using GA means that it is integrated into your code repo, rather than </w:t>
-      </w:r>
-      <w:r>
-        <w:t>another 3</w:t>
-      </w:r>
-      <w:r>
-        <w:rPr>
-          <w:vertAlign w:val="superscript"/>
-        </w:rPr>
-        <w:t>rd</w:t>
-      </w:r>
-      <w:r>
-        <w:t xml:space="preserve"> party </w:t>
-      </w:r>
-      <w:proofErr w:type="gramStart"/>
-      <w:r>
-        <w:t>tool</w:t>
-      </w:r>
-      <w:proofErr w:type="gramEnd"/>
-    </w:p>
-    <w:p/>
-    <w:p>
-      <w:r>
-        <w:t>Name = the name of the workflow</w:t>
-      </w:r>
-    </w:p>
-    <w:p/>
-    <w:p>
-      <w:r>
-        <w:t>On = defines the events that trigger your workflow to run</w:t>
-      </w:r>
-    </w:p>
-    <w:p/>
-    <w:p>
-      <w:r>
-        <w:t>Push = an ‘on’ event. Whenever code is pushed to your repo, this event is triggered.</w:t>
-      </w:r>
-    </w:p>
-    <w:p/>
-    <w:p>
-      <w:r>
-        <w:t xml:space="preserve">Pull = another ‘on’ event, except for when </w:t>
-      </w:r>
-      <w:r>
-        <w:t>the repo is pulled</w:t>
-      </w:r>
-    </w:p>
-    <w:p/>
-    <w:p>
-      <w:r>
-        <w:t xml:space="preserve">Branches = </w:t>
-      </w:r>
-      <w:r>
-        <w:t>the branches where we want to listen for this event</w:t>
-      </w:r>
-    </w:p>
-    <w:p/>
-    <w:p>
-      <w:r>
-        <w:t>Jobs = the jobs of the workflow</w:t>
-      </w:r>
-    </w:p>
-    <w:p/>
-    <w:p>
-      <w:r>
-        <w:t xml:space="preserve">Build = not a keyword in GA, but </w:t>
-      </w:r>
-      <w:r>
-        <w:t xml:space="preserve">one of the jobs. It’s an id/label of the job, rather than being the actual jobs </w:t>
-      </w:r>
-      <w:proofErr w:type="gramStart"/>
-      <w:r>
-        <w:t>itself</w:t>
-      </w:r>
-      <w:proofErr w:type="gramEnd"/>
-    </w:p>
-    <w:p/>
-    <w:p>
-      <w:r>
-        <w:t>Runs-on = what type of virtual machine the job will run on</w:t>
-      </w:r>
-    </w:p>
-    <w:p/>
-    <w:p>
-      <w:r>
-        <w:t xml:space="preserve">Steps = the list of tasks that the job </w:t>
-      </w:r>
-      <w:proofErr w:type="gramStart"/>
-      <w:r>
-        <w:t>has to</w:t>
-      </w:r>
-      <w:proofErr w:type="gramEnd"/>
-      <w:r>
-        <w:t xml:space="preserve"> execute</w:t>
-      </w:r>
-      <w:r>
-        <w:t>. Steps = tasks</w:t>
-      </w:r>
-    </w:p>
-    <w:p/>
-    <w:p>
-      <w:r>
-        <w:t>Uses = allows you to run a re</w:t>
-      </w:r>
-      <w:r>
-        <w:t xml:space="preserve">usable action within a step, like a </w:t>
-      </w:r>
-      <w:proofErr w:type="gramStart"/>
-      <w:r>
-        <w:t>pre written</w:t>
-      </w:r>
-      <w:proofErr w:type="gramEnd"/>
-      <w:r>
-        <w:t xml:space="preserve"> script. Prevents you from repeating yourself</w:t>
-      </w:r>
-      <w:r>
-        <w:t xml:space="preserve">. Provides </w:t>
-      </w:r>
-      <w:proofErr w:type="gramStart"/>
-      <w:r>
-        <w:t>modularity</w:t>
-      </w:r>
-      <w:proofErr w:type="gramEnd"/>
-    </w:p>
-    <w:p/>
-    <w:p>
-      <w:r>
-        <w:lastRenderedPageBreak/>
-        <w:t xml:space="preserve">Under steps, each – </w:t>
-      </w:r>
-      <w:proofErr w:type="gramStart"/>
-      <w:r>
-        <w:t>name</w:t>
-      </w:r>
-      <w:r>
-        <w:t>:,</w:t>
-      </w:r>
-      <w:proofErr w:type="gramEnd"/>
-      <w:r>
-        <w:t xml:space="preserve"> uses: …. is a step. The hyphen begins a new </w:t>
-      </w:r>
-      <w:proofErr w:type="gramStart"/>
-      <w:r>
-        <w:t>step</w:t>
-      </w:r>
-      <w:proofErr w:type="gramEnd"/>
-    </w:p>
-    <w:p/>
-    <w:p>
-      <w:r>
-        <w:t xml:space="preserve">With = the input parameters for the provided action </w:t>
-      </w:r>
-      <w:r>
-        <w:t>(“uses”)</w:t>
-      </w:r>
-    </w:p>
-    <w:p/>
-    <w:p>
-      <w:r>
-        <w:t>Using = runtime environment of the action itself</w:t>
-      </w:r>
-      <w:r>
-        <w:t xml:space="preserve">. The three possible values for using are </w:t>
-      </w:r>
-      <w:proofErr w:type="spellStart"/>
-      <w:r>
-        <w:t>nodeX</w:t>
-      </w:r>
-      <w:proofErr w:type="spellEnd"/>
-      <w:r>
-        <w:t>, docker or composite.</w:t>
-      </w:r>
-      <w:r>
-        <w:t xml:space="preserve"> </w:t>
-      </w:r>
-    </w:p>
-    <w:p>
-      <w:r>
-        <w:t xml:space="preserve">Composite means that it bundles multiple steps into a single, reusable </w:t>
-      </w:r>
-      <w:proofErr w:type="gramStart"/>
-      <w:r>
-        <w:t>action</w:t>
-      </w:r>
-      <w:proofErr w:type="gramEnd"/>
-    </w:p>
-    <w:p/>
-    <w:p>
-      <w:r>
-        <w:t xml:space="preserve">${{}} </w:t>
-      </w:r>
-      <w:r>
-        <w:t xml:space="preserve">is an expression. It is how you access </w:t>
-      </w:r>
-      <w:r>
-        <w:t>variables</w:t>
-      </w:r>
-      <w:r>
-        <w:t xml:space="preserve"> within your action file</w:t>
-      </w:r>
-      <w:r>
-        <w:t xml:space="preserve">, specifically those that relate to the action like inputs and </w:t>
-      </w:r>
-      <w:proofErr w:type="gramStart"/>
-      <w:r>
-        <w:t>outputs</w:t>
-      </w:r>
-      <w:proofErr w:type="gramEnd"/>
-    </w:p>
-    <w:p/>
-    <w:p>
-      <w:r>
-        <w:lastRenderedPageBreak/>
-        <w:t>$GITHUB_OUTPUT</w:t>
-      </w:r>
-      <w:r>
-        <w:t xml:space="preserve"> is a temp env var that is a </w:t>
-      </w:r>
-      <w:proofErr w:type="spellStart"/>
-      <w:r>
-        <w:t>filepath</w:t>
-      </w:r>
-      <w:proofErr w:type="spellEnd"/>
-      <w:r>
-        <w:t xml:space="preserve"> to all of the output variables for this </w:t>
-      </w:r>
-      <w:proofErr w:type="gramStart"/>
-      <w:r>
-        <w:t>action</w:t>
-      </w:r>
-      <w:proofErr w:type="gramEnd"/>
-    </w:p>
-    <w:p/>
-    <w:p>
-      <w:r>
-        <w:t>Learning how to set up a composite action in GA and how to test it</w:t>
-      </w:r>
-      <w:r>
-        <w:t xml:space="preserve"> </w:t>
-      </w:r>
-      <w:proofErr w:type="gramStart"/>
-      <w:r>
-        <w:t>remotely</w:t>
-      </w:r>
-      <w:proofErr w:type="gramEnd"/>
-    </w:p>
-    <w:p/>
-    <w:p>
-      <w:r>
-        <w:t xml:space="preserve">Action and workflow </w:t>
-      </w:r>
-      <w:r>
-        <w:t xml:space="preserve">files can’t accept the same </w:t>
-      </w:r>
-      <w:proofErr w:type="gramStart"/>
-      <w:r>
-        <w:t>keywords</w:t>
-      </w:r>
-      <w:proofErr w:type="gramEnd"/>
-    </w:p>
-    <w:p/>
-    <w:p>
-      <w:r>
-        <w:t xml:space="preserve">Ok, I got experience making a workflow and a composite script. I created my own custom actions, and used them in my </w:t>
-      </w:r>
-      <w:proofErr w:type="gramStart"/>
-      <w:r>
-        <w:t>workflow</w:t>
-      </w:r>
-      <w:proofErr w:type="gramEnd"/>
-    </w:p>
-    <w:p/>
-    <w:p>
-      <w:r>
-        <w:t xml:space="preserve">In the action, I declared the inputs, outputs, what type of action it was and then the </w:t>
-      </w:r>
-      <w:proofErr w:type="gramStart"/>
-      <w:r>
-        <w:t>steps</w:t>
-      </w:r>
-      <w:proofErr w:type="gramEnd"/>
-    </w:p>
-    <w:p/>
-    <w:p>
-      <w:r>
-        <w:lastRenderedPageBreak/>
-        <w:t>In the workflow, the events and their triggers, declared my jobs</w:t>
-      </w:r>
-      <w:r>
-        <w:t xml:space="preserve">, the steps of each job and </w:t>
-      </w:r>
-      <w:r>
-        <w:t xml:space="preserve">made sure I passed the correct </w:t>
-      </w:r>
-      <w:proofErr w:type="gramStart"/>
-      <w:r>
-        <w:t>parameters</w:t>
-      </w:r>
-      <w:proofErr w:type="gramEnd"/>
-      <w:r>
-        <w:t xml:space="preserve"> </w:t>
-      </w:r>
-    </w:p>
-    <w:p/>
-    <w:p>
-      <w:r>
-        <w:t xml:space="preserve">every job runs on a unique server, so if I have 10 jobs, they are all run separately on different </w:t>
-      </w:r>
-      <w:proofErr w:type="gramStart"/>
-      <w:r>
-        <w:t>servers</w:t>
-      </w:r>
-      <w:proofErr w:type="gramEnd"/>
-    </w:p>
-    <w:p/>
-    <w:p>
-      <w:r>
-        <w:t>these occur in parallel, but we can prevent that using</w:t>
-      </w:r>
-      <w:r>
-        <w:t xml:space="preserve"> needs:</w:t>
-      </w:r>
-    </w:p>
-    <w:p/>
-    <w:p>
-      <w:proofErr w:type="gramStart"/>
-      <w:r>
-        <w:t>so</w:t>
-      </w:r>
-      <w:proofErr w:type="gramEnd"/>
-      <w:r>
+      <w:r>
+        <w:rPr>
+          <w:sz w:val="32"/>
+          <w:szCs w:val="32"/>
+        </w:rPr>
         <w:t xml:space="preserve"> for example, we need to run build before testing, we would say</w:t>
       </w:r>
     </w:p>
     <w:p>
-      <w:r>
+      <w:pPr>
+        <w:rPr>
+          <w:sz w:val="32"/>
+          <w:szCs w:val="32"/>
+        </w:rPr>
+      </w:pPr>
+      <w:r>
+        <w:rPr>
+          <w:sz w:val="32"/>
+          <w:szCs w:val="32"/>
+        </w:rPr>
         <w:t>testing:</w:t>
       </w:r>
     </w:p>
     <w:p>
-      <w:r>
+      <w:pPr>
+        <w:rPr>
+          <w:sz w:val="32"/>
+          <w:szCs w:val="32"/>
+        </w:rPr>
+      </w:pPr>
+      <w:r>
+        <w:rPr>
+          <w:sz w:val="32"/>
+          <w:szCs w:val="32"/>
+        </w:rPr>
         <w:tab/>
         <w:t>needs:</w:t>
       </w:r>
     </w:p>
     <w:p>
-      <w:r>
+      <w:pPr>
+        <w:rPr>
+          <w:sz w:val="32"/>
+          <w:szCs w:val="32"/>
+        </w:rPr>
+      </w:pPr>
+      <w:r>
+        <w:rPr>
+          <w:sz w:val="32"/>
+          <w:szCs w:val="32"/>
+        </w:rPr>
         <w:tab/>
       </w:r>
       <w:r>
+        <w:rPr>
+          <w:sz w:val="32"/>
+          <w:szCs w:val="32"/>
+        </w:rPr>
         <w:tab/>
         <w:t>build</w:t>
       </w:r>
     </w:p>
-    <w:p/>
-    <w:p>
-      <w:r>
+    <w:p>
+      <w:pPr>
+        <w:rPr>
+          <w:sz w:val="32"/>
+          <w:szCs w:val="32"/>
+        </w:rPr>
+      </w:pPr>
+    </w:p>
+    <w:p>
+      <w:pPr>
+        <w:rPr>
+          <w:sz w:val="32"/>
+          <w:szCs w:val="32"/>
+        </w:rPr>
+      </w:pPr>
+      <w:r>
+        <w:rPr>
+          <w:sz w:val="32"/>
+          <w:szCs w:val="32"/>
+        </w:rPr>
         <w:t>strategy is how the job should be run across multiple configurations</w:t>
       </w:r>
       <w:r>
-        <w:t xml:space="preserve">. This means you can </w:t>
-      </w:r>
-      <w:r>
-        <w:lastRenderedPageBreak/>
-        <w:t>ru</w:t>
-      </w:r>
-      <w:r>
+        <w:rPr>
+          <w:sz w:val="32"/>
+          <w:szCs w:val="32"/>
+        </w:rPr>
+        <w:t>. This means you can ru</w:t>
+      </w:r>
+      <w:r>
+        <w:rPr>
+          <w:sz w:val="32"/>
+          <w:szCs w:val="32"/>
+        </w:rPr>
         <w:t>n</w:t>
       </w:r>
       <w:r>
+        <w:rPr>
+          <w:sz w:val="32"/>
+          <w:szCs w:val="32"/>
+        </w:rPr>
         <w:t xml:space="preserve"> the same job </w:t>
       </w:r>
       <w:r>
-        <w:t xml:space="preserve">with different inputs/config, e.g., running on Windows and </w:t>
-      </w:r>
-      <w:proofErr w:type="gramStart"/>
-      <w:r>
-        <w:t>ubuntu</w:t>
-      </w:r>
-      <w:proofErr w:type="gramEnd"/>
-    </w:p>
-    <w:p/>
-    <w:p>
-      <w:r>
+        <w:rPr>
+          <w:sz w:val="32"/>
+          <w:szCs w:val="32"/>
+        </w:rPr>
+        <w:t>with different inputs/config, e.g., running on Windows and ubuntu</w:t>
+      </w:r>
+    </w:p>
+    <w:p>
+      <w:pPr>
+        <w:rPr>
+          <w:sz w:val="32"/>
+          <w:szCs w:val="32"/>
+        </w:rPr>
+      </w:pPr>
+    </w:p>
+    <w:p>
+      <w:pPr>
+        <w:rPr>
+          <w:sz w:val="32"/>
+          <w:szCs w:val="32"/>
+        </w:rPr>
+      </w:pPr>
+      <w:r>
+        <w:rPr>
+          <w:sz w:val="32"/>
+          <w:szCs w:val="32"/>
+        </w:rPr>
         <w:t>matrix defines a set of variables and their possible values. GitHub then creates a new job for each of these cells</w:t>
       </w:r>
       <w:r>
-        <w:t xml:space="preserve">. This allows you to run the same job across multiple configs without repeating </w:t>
-      </w:r>
-      <w:proofErr w:type="gramStart"/>
-      <w:r>
-        <w:t>code</w:t>
-      </w:r>
-      <w:proofErr w:type="gramEnd"/>
-    </w:p>
-    <w:p/>
-    <w:p/>
-    <w:p/>
-    <w:p/>
-    <w:p/>
-    <w:p/>
-    <w:p/>
-    <w:p/>
-    <w:p/>
-    <w:p/>
-    <w:p/>
-    <w:p/>
-    <w:p/>
-    <w:p/>
-    <w:p>
-      <w:r>
+        <w:rPr>
+          <w:sz w:val="32"/>
+          <w:szCs w:val="32"/>
+        </w:rPr>
+        <w:t>. This allows you to run the same job across multiple configs without repeating code</w:t>
+      </w:r>
+    </w:p>
+    <w:p>
+      <w:pPr>
+        <w:rPr>
+          <w:sz w:val="32"/>
+          <w:szCs w:val="32"/>
+        </w:rPr>
+      </w:pPr>
+    </w:p>
+    <w:p>
+      <w:pPr>
+        <w:rPr>
+          <w:sz w:val="32"/>
+          <w:szCs w:val="32"/>
+        </w:rPr>
+      </w:pPr>
+      <w:r>
+        <w:rPr>
+          <w:sz w:val="32"/>
+          <w:szCs w:val="32"/>
+        </w:rPr>
+        <w:t xml:space="preserve">how to set up pipeline </w:t>
+      </w:r>
+      <w:r>
+        <w:rPr>
+          <w:sz w:val="32"/>
+          <w:szCs w:val="32"/>
+        </w:rPr>
+        <w:t>to automatically push to docker hub.</w:t>
+      </w:r>
+    </w:p>
+    <w:p>
+      <w:pPr>
+        <w:rPr>
+          <w:sz w:val="32"/>
+          <w:szCs w:val="32"/>
+        </w:rPr>
+      </w:pPr>
+    </w:p>
+    <w:p>
+      <w:pPr>
+        <w:rPr>
+          <w:sz w:val="32"/>
+          <w:szCs w:val="32"/>
+        </w:rPr>
+      </w:pPr>
+    </w:p>
+    <w:p>
+      <w:pPr>
+        <w:rPr>
+          <w:sz w:val="32"/>
+          <w:szCs w:val="32"/>
+        </w:rPr>
+      </w:pPr>
+    </w:p>
+    <w:p>
+      <w:pPr>
+        <w:rPr>
+          <w:sz w:val="32"/>
+          <w:szCs w:val="32"/>
+        </w:rPr>
+      </w:pPr>
+    </w:p>
+    <w:p>
+      <w:pPr>
+        <w:rPr>
+          <w:sz w:val="32"/>
+          <w:szCs w:val="32"/>
+        </w:rPr>
+      </w:pPr>
+    </w:p>
+    <w:p>
+      <w:pPr>
+        <w:rPr>
+          <w:sz w:val="32"/>
+          <w:szCs w:val="32"/>
+        </w:rPr>
+      </w:pPr>
+    </w:p>
+    <w:p>
+      <w:pPr>
+        <w:rPr>
+          <w:sz w:val="32"/>
+          <w:szCs w:val="32"/>
+        </w:rPr>
+      </w:pPr>
+    </w:p>
+    <w:p>
+      <w:pPr>
+        <w:rPr>
+          <w:sz w:val="32"/>
+          <w:szCs w:val="32"/>
+        </w:rPr>
+      </w:pPr>
+    </w:p>
+    <w:p>
+      <w:pPr>
+        <w:rPr>
+          <w:sz w:val="32"/>
+          <w:szCs w:val="32"/>
+        </w:rPr>
+      </w:pPr>
+    </w:p>
+    <w:p>
+      <w:pPr>
+        <w:rPr>
+          <w:sz w:val="32"/>
+          <w:szCs w:val="32"/>
+        </w:rPr>
+      </w:pPr>
+    </w:p>
+    <w:p>
+      <w:pPr>
+        <w:rPr>
+          <w:sz w:val="32"/>
+          <w:szCs w:val="32"/>
+        </w:rPr>
+      </w:pPr>
+    </w:p>
+    <w:p>
+      <w:pPr>
+        <w:rPr>
+          <w:sz w:val="32"/>
+          <w:szCs w:val="32"/>
+        </w:rPr>
+      </w:pPr>
+    </w:p>
+    <w:p>
+      <w:pPr>
+        <w:rPr>
+          <w:sz w:val="32"/>
+          <w:szCs w:val="32"/>
+        </w:rPr>
+      </w:pPr>
+    </w:p>
+    <w:p>
+      <w:pPr>
+        <w:rPr>
+          <w:sz w:val="32"/>
+          <w:szCs w:val="32"/>
+        </w:rPr>
+      </w:pPr>
+    </w:p>
+    <w:p>
+      <w:pPr>
+        <w:rPr>
+          <w:sz w:val="32"/>
+          <w:szCs w:val="32"/>
+        </w:rPr>
+      </w:pPr>
+      <w:r>
+        <w:rPr>
+          <w:sz w:val="32"/>
+          <w:szCs w:val="32"/>
+        </w:rPr>
         <w:t xml:space="preserve"> </w:t>
       </w:r>
     </w:p>
-    <w:p/>
-    <w:p/>
-    <w:p/>
-    <w:p/>
-    <w:p/>
+    <w:p>
+      <w:pPr>
+        <w:rPr>
+          <w:sz w:val="32"/>
+          <w:szCs w:val="32"/>
+        </w:rPr>
+      </w:pPr>
+    </w:p>
+    <w:p>
+      <w:pPr>
+        <w:rPr>
+          <w:sz w:val="32"/>
+          <w:szCs w:val="32"/>
+        </w:rPr>
+      </w:pPr>
+    </w:p>
+    <w:p>
+      <w:pPr>
+        <w:rPr>
+          <w:sz w:val="32"/>
+          <w:szCs w:val="32"/>
+        </w:rPr>
+      </w:pPr>
+    </w:p>
+    <w:p>
+      <w:pPr>
+        <w:rPr>
+          <w:sz w:val="32"/>
+          <w:szCs w:val="32"/>
+        </w:rPr>
+      </w:pPr>
+    </w:p>
+    <w:p>
+      <w:pPr>
+        <w:rPr>
+          <w:sz w:val="32"/>
+          <w:szCs w:val="32"/>
+        </w:rPr>
+      </w:pPr>
+    </w:p>
     <w:sectPr>
       <w:pgSz w:w="11906" w:h="16838"/>
       <w:pgMar w:top="1440" w:right="1440" w:bottom="1440" w:left="1440" w:header="708" w:footer="708" w:gutter="0"/>
